--- a/lessons/9-1-group2/homework.docx
+++ b/lessons/9-1-group2/homework.docx
@@ -318,69 +318,6 @@
                     </pic:cNvPicPr>
                   </pic:nvPicPr>
                   <pic:blipFill>
-                    <a:blip r:embed="rId7" cstate="none"/>
-                    <a:srcRect/>
-                    <a:stretch>
-                      <a:fillRect/>
-                    </a:stretch>
-                  </pic:blipFill>
-                  <pic:spPr bwMode="auto">
-                    <a:xfrm>
-                      <a:off x="0" y="0"/>
-                      <a:ext cx="1047750" cy="790575"/>
-                    </a:xfrm>
-                    <a:prstGeom prst="rect">
-                      <a:avLst/>
-                    </a:prstGeom>
-                  </pic:spPr>
-                </pic:pic>
-              </a:graphicData>
-            </a:graphic>
-          </wp:inline>
-        </w:drawing>
-      </w:r>
-    </w:p>
-    <w:p>
-      <w:pPr>
-        <w:keepNext/>
-        <w:spacing w:after="120"/>
-      </w:pPr>
-      <w:r>
-        <w:rPr>
-          <w:b/>
-          <w:bCs/>
-        </w:rPr>
-        <w:t xml:space="preserve">quantity (cantidad)</w:t>
-      </w:r>
-      <w:r>
-        <w:t xml:space="preserve"> — Something that can be counted or measured.</w:t>
-      </w:r>
-    </w:p>
-    <w:p>
-      <w:pPr>
-        <w:keepNext/>
-        <w:spacing w:after="20" w:before="80"/>
-        <w:jc w:val="center"/>
-      </w:pPr>
-      <w:r>
-        <w:drawing>
-          <wp:inline distT="0" distB="0" distL="0" distR="0">
-            <wp:extent cx="1047750" cy="790575"/>
-            <wp:effectExtent t="0" r="0" b="0" l="0"/>
-            <wp:docPr id="1" name="" descr="" title=""/>
-            <wp:cNvGraphicFramePr>
-              <a:graphicFrameLocks xmlns:a="http://schemas.openxmlformats.org/drawingml/2006/main" noChangeAspect="1"/>
-            </wp:cNvGraphicFramePr>
-            <a:graphic xmlns:a="http://schemas.openxmlformats.org/drawingml/2006/main">
-              <a:graphicData uri="http://schemas.openxmlformats.org/drawingml/2006/picture">
-                <pic:pic xmlns:pic="http://schemas.openxmlformats.org/drawingml/2006/picture">
-                  <pic:nvPicPr>
-                    <pic:cNvPr id="0" name="" descr=""/>
-                    <pic:cNvPicPr>
-                      <a:picLocks noChangeAspect="1" noChangeArrowheads="1"/>
-                    </pic:cNvPicPr>
-                  </pic:nvPicPr>
-                  <pic:blipFill>
                     <a:blip r:embed="rId8" cstate="none"/>
                     <a:srcRect/>
                     <a:stretch>
@@ -413,6 +350,69 @@
           <w:b/>
           <w:bCs/>
         </w:rPr>
+        <w:t xml:space="preserve">quantity (cantidad)</w:t>
+      </w:r>
+      <w:r>
+        <w:t xml:space="preserve"> — Something that can be counted or measured.</w:t>
+      </w:r>
+    </w:p>
+    <w:p>
+      <w:pPr>
+        <w:keepNext/>
+        <w:spacing w:after="20" w:before="80"/>
+        <w:jc w:val="center"/>
+      </w:pPr>
+      <w:r>
+        <w:drawing>
+          <wp:inline distT="0" distB="0" distL="0" distR="0">
+            <wp:extent cx="1047750" cy="790575"/>
+            <wp:effectExtent t="0" r="0" b="0" l="0"/>
+            <wp:docPr id="1" name="" descr="" title=""/>
+            <wp:cNvGraphicFramePr>
+              <a:graphicFrameLocks xmlns:a="http://schemas.openxmlformats.org/drawingml/2006/main" noChangeAspect="1"/>
+            </wp:cNvGraphicFramePr>
+            <a:graphic xmlns:a="http://schemas.openxmlformats.org/drawingml/2006/main">
+              <a:graphicData uri="http://schemas.openxmlformats.org/drawingml/2006/picture">
+                <pic:pic xmlns:pic="http://schemas.openxmlformats.org/drawingml/2006/picture">
+                  <pic:nvPicPr>
+                    <pic:cNvPr id="0" name="" descr=""/>
+                    <pic:cNvPicPr>
+                      <a:picLocks noChangeAspect="1" noChangeArrowheads="1"/>
+                    </pic:cNvPicPr>
+                  </pic:nvPicPr>
+                  <pic:blipFill>
+                    <a:blip r:embed="rId9" cstate="none"/>
+                    <a:srcRect/>
+                    <a:stretch>
+                      <a:fillRect/>
+                    </a:stretch>
+                  </pic:blipFill>
+                  <pic:spPr bwMode="auto">
+                    <a:xfrm>
+                      <a:off x="0" y="0"/>
+                      <a:ext cx="1047750" cy="790575"/>
+                    </a:xfrm>
+                    <a:prstGeom prst="rect">
+                      <a:avLst/>
+                    </a:prstGeom>
+                  </pic:spPr>
+                </pic:pic>
+              </a:graphicData>
+            </a:graphic>
+          </wp:inline>
+        </w:drawing>
+      </w:r>
+    </w:p>
+    <w:p>
+      <w:pPr>
+        <w:keepNext/>
+        <w:spacing w:after="120"/>
+      </w:pPr>
+      <w:r>
+        <w:rPr>
+          <w:b/>
+          <w:bCs/>
+        </w:rPr>
         <w:t xml:space="preserve">relationship (relación)</w:t>
       </w:r>
       <w:r>
@@ -508,39 +508,39 @@
           <w:b/>
           <w:bCs/>
         </w:rPr>
-        <w:t xml:space="preserve">2. Claire jogs 30 minutes and burns 123 Calories. At the same rate, how many Calories would a 90-minute jog burn?</w:t>
-      </w:r>
-    </w:p>
-    <w:p>
-      <w:pPr>
-        <w:spacing w:after="40" w:before="0"/>
-      </w:pPr>
-      <w:r>
-        <w:t xml:space="preserve">     A. 369</w:t>
-      </w:r>
-    </w:p>
-    <w:p>
-      <w:pPr>
-        <w:spacing w:after="40" w:before="0"/>
-      </w:pPr>
-      <w:r>
-        <w:t xml:space="preserve">     B. 246</w:t>
-      </w:r>
-    </w:p>
-    <w:p>
-      <w:pPr>
-        <w:spacing w:after="40" w:before="0"/>
-      </w:pPr>
-      <w:r>
-        <w:t xml:space="preserve">     C. 410</w:t>
-      </w:r>
-    </w:p>
-    <w:p>
-      <w:pPr>
-        <w:spacing w:after="40" w:before="0"/>
-      </w:pPr>
-      <w:r>
-        <w:t xml:space="preserve">     D. 300</w:t>
+        <w:t xml:space="preserve">2. Which of these pairs is NOT a dependent relationship?</w:t>
+      </w:r>
+    </w:p>
+    <w:p>
+      <w:pPr>
+        <w:spacing w:after="40" w:before="0"/>
+      </w:pPr>
+      <w:r>
+        <w:t xml:space="preserve">     A. Number of pizzas sold and number of employees the shop has</w:t>
+      </w:r>
+    </w:p>
+    <w:p>
+      <w:pPr>
+        <w:spacing w:after="40" w:before="0"/>
+      </w:pPr>
+      <w:r>
+        <w:t xml:space="preserve">     B. Number of pizzas sold and weekly cost of cheese</w:t>
+      </w:r>
+    </w:p>
+    <w:p>
+      <w:pPr>
+        <w:spacing w:after="40" w:before="0"/>
+      </w:pPr>
+      <w:r>
+        <w:t xml:space="preserve">     C. Hours jogged and Calories burned</w:t>
+      </w:r>
+    </w:p>
+    <w:p>
+      <w:pPr>
+        <w:spacing w:after="40" w:before="0"/>
+      </w:pPr>
+      <w:r>
+        <w:t xml:space="preserve">     D. Tickets bought and total cost</w:t>
       </w:r>
     </w:p>
     <w:p>
@@ -563,39 +563,39 @@
           <w:b/>
           <w:bCs/>
         </w:rPr>
-        <w:t xml:space="preserve">3. Which of these pairs is NOT a dependent relationship?</w:t>
-      </w:r>
-    </w:p>
-    <w:p>
-      <w:pPr>
-        <w:spacing w:after="40" w:before="0"/>
-      </w:pPr>
-      <w:r>
-        <w:t xml:space="preserve">     A. Number of pizzas sold and number of employees the shop has</w:t>
-      </w:r>
-    </w:p>
-    <w:p>
-      <w:pPr>
-        <w:spacing w:after="40" w:before="0"/>
-      </w:pPr>
-      <w:r>
-        <w:t xml:space="preserve">     B. Number of pizzas sold and weekly cost of cheese</w:t>
-      </w:r>
-    </w:p>
-    <w:p>
-      <w:pPr>
-        <w:spacing w:after="40" w:before="0"/>
-      </w:pPr>
-      <w:r>
-        <w:t xml:space="preserve">     C. Hours jogged and Calories burned</w:t>
-      </w:r>
-    </w:p>
-    <w:p>
-      <w:pPr>
-        <w:spacing w:after="40" w:before="0"/>
-      </w:pPr>
-      <w:r>
-        <w:t xml:space="preserve">     D. Tickets bought and total cost</w:t>
+        <w:t xml:space="preserve">3. Which question would you ask to find the DEPENDENT variable?</w:t>
+      </w:r>
+    </w:p>
+    <w:p>
+      <w:pPr>
+        <w:spacing w:after="40" w:before="0"/>
+      </w:pPr>
+      <w:r>
+        <w:t xml:space="preserve">     A. Which quantity responds when the other one changes?</w:t>
+      </w:r>
+    </w:p>
+    <w:p>
+      <w:pPr>
+        <w:spacing w:after="40" w:before="0"/>
+      </w:pPr>
+      <w:r>
+        <w:t xml:space="preserve">     B. Which quantity is larger?</w:t>
+      </w:r>
+    </w:p>
+    <w:p>
+      <w:pPr>
+        <w:spacing w:after="40" w:before="0"/>
+      </w:pPr>
+      <w:r>
+        <w:t xml:space="preserve">     C. Which quantity has units?</w:t>
+      </w:r>
+    </w:p>
+    <w:p>
+      <w:pPr>
+        <w:spacing w:after="40" w:before="0"/>
+      </w:pPr>
+      <w:r>
+        <w:t xml:space="preserve">     D. Which quantity comes first alphabetically?</w:t>
       </w:r>
     </w:p>
     <w:p>
@@ -618,39 +618,39 @@
           <w:b/>
           <w:bCs/>
         </w:rPr>
-        <w:t xml:space="preserve">4. A plant grows 2 cm for every hour of daily sunlight. Which table row is correct?</w:t>
-      </w:r>
-    </w:p>
-    <w:p>
-      <w:pPr>
-        <w:spacing w:after="40" w:before="0"/>
-      </w:pPr>
-      <w:r>
-        <w:t xml:space="preserve">     A. 4 hours to 8 cm</w:t>
-      </w:r>
-    </w:p>
-    <w:p>
-      <w:pPr>
-        <w:spacing w:after="40" w:before="0"/>
-      </w:pPr>
-      <w:r>
-        <w:t xml:space="preserve">     B. 4 hours to 6 cm</w:t>
-      </w:r>
-    </w:p>
-    <w:p>
-      <w:pPr>
-        <w:spacing w:after="40" w:before="0"/>
-      </w:pPr>
-      <w:r>
-        <w:t xml:space="preserve">     C. 4 hours to 2 cm</w:t>
-      </w:r>
-    </w:p>
-    <w:p>
-      <w:pPr>
-        <w:spacing w:after="40" w:before="0"/>
-      </w:pPr>
-      <w:r>
-        <w:t xml:space="preserve">     D. 4 hours to 4 cm</w:t>
+        <w:t xml:space="preserve">4. Claire decides to walk instead of jog for the same 30 minutes. What happens to the two variables?</w:t>
+      </w:r>
+    </w:p>
+    <w:p>
+      <w:pPr>
+        <w:spacing w:after="40" w:before="0"/>
+      </w:pPr>
+      <w:r>
+        <w:t xml:space="preserve">     A. Time stays the independent variable; Calories burned still depends on it</w:t>
+      </w:r>
+    </w:p>
+    <w:p>
+      <w:pPr>
+        <w:spacing w:after="40" w:before="0"/>
+      </w:pPr>
+      <w:r>
+        <w:t xml:space="preserve">     B. Calories burned becomes the independent variable</w:t>
+      </w:r>
+    </w:p>
+    <w:p>
+      <w:pPr>
+        <w:spacing w:after="40" w:before="0"/>
+      </w:pPr>
+      <w:r>
+        <w:t xml:space="preserve">     C. Neither is a variable any more</w:t>
+      </w:r>
+    </w:p>
+    <w:p>
+      <w:pPr>
+        <w:spacing w:after="40" w:before="0"/>
+      </w:pPr>
+      <w:r>
+        <w:t xml:space="preserve">     D. Time becomes the dependent variable</w:t>
       </w:r>
     </w:p>
     <w:p>
@@ -723,7 +723,7 @@
           <w:b/>
           <w:bCs/>
         </w:rPr>
-        <w:t xml:space="preserve">2. A. 369</w:t>
+        <w:t xml:space="preserve">2. A. Number of pizzas sold and number of employees the shop has</w:t>
       </w:r>
     </w:p>
     <w:p>
@@ -731,7 +731,7 @@
         <w:spacing w:after="20" w:before="0"/>
       </w:pPr>
       <w:r>
-        <w:t xml:space="preserve">     30 minutes burned 123 Calories, and 90 is 3 times 30, so the Calories are 3 times 123, which is 369.</w:t>
+        <w:t xml:space="preserve">     The shop has 6 employees whether it sells 5 pizzas or 500. That count does not respond to pizza sales.</w:t>
       </w:r>
     </w:p>
     <w:p>
@@ -755,7 +755,7 @@
           <w:b/>
           <w:bCs/>
         </w:rPr>
-        <w:t xml:space="preserve">3. A. Number of pizzas sold and number of employees the shop has</w:t>
+        <w:t xml:space="preserve">3. A. Which quantity responds when the other one changes?</w:t>
       </w:r>
     </w:p>
     <w:p>
@@ -763,7 +763,7 @@
         <w:spacing w:after="20" w:before="0"/>
       </w:pPr>
       <w:r>
-        <w:t xml:space="preserve">     The shop has 6 employees whether it sells 5 pizzas or 500. That count does not respond to pizza sales.</w:t>
+        <w:t xml:space="preserve">     The dependent variable is defined by its response to the independent variable — not by size, units, or name.</w:t>
       </w:r>
     </w:p>
     <w:p>
@@ -787,7 +787,7 @@
           <w:b/>
           <w:bCs/>
         </w:rPr>
-        <w:t xml:space="preserve">4. A. 4 hours to 8 cm</w:t>
+        <w:t xml:space="preserve">4. A. Time stays the independent variable; Calories burned still depends on it</w:t>
       </w:r>
     </w:p>
     <w:p>
@@ -795,7 +795,7 @@
         <w:spacing w:after="20" w:before="0"/>
       </w:pPr>
       <w:r>
-        <w:t xml:space="preserve">     At 2 cm per hour, 4 hours of sunlight gives 4 times 2, which is 8 cm.</w:t>
+        <w:t xml:space="preserve">     Changing the activity changes how many Calories each minute burns, but time is still the quantity she chooses.</w:t>
       </w:r>
     </w:p>
     <w:p>
